--- a/mps-nivel-c/oficial/04_registros/AASP_Andamento-Processuais/VV-AASPAP01-001_Plano-de-VV.docx
+++ b/mps-nivel-c/oficial/04_registros/AASP_Andamento-Processuais/VV-AASPAP01-001_Plano-de-VV.docx
@@ -444,13 +444,7 @@
               <w:spacing w:before="40" w:after="40"/>
             </w:pPr>
             <w:r>
-              <w:rPr>
-                <w:rFonts w:ascii="Calibri" w:hAnsi="Calibri"/>
-                <w:b w:val="0"/>
-                <w:i w:val="0"/>
-                <w:sz w:val="20"/>
-              </w:rPr>
-              <w:t>Cezar Hiraki Velazquez</w:t>
+              <w:t>Abraão Oliveira</w:t>
             </w:r>
           </w:p>
         </w:tc>
@@ -2471,7 +2465,7 @@
           <w:i w:val="0"/>
           <w:sz w:val="22"/>
         </w:rPr>
-        <w:t>Os resultados de validação foram analisados por Raony Chagas e por Cezar Hiraki Velazquez (GP / Tech Lead / Arquiteto), com apoio de Caroline Sousa (QA) na Fase 4, e comunicados nas reuniões de alinhamento (atas de 07/04/2026, 28/04/2026, 08/05/2026). Indicadores de qualidade (taxa de defeitos em homologação, defeitos escapados para produção) alimentam a Medição (ver MED-AASPAP01-001).</w:t>
+        <w:t>Os resultados de validação foram analisados por Raony Chagas e por Cézar Hiraki Velázquez (Tech Lead / DevOps / Arquiteto), com apoio de Caroline Sousa (QA) na Fase 4, e comunicados nas reuniões de alinhamento (atas de 07/04/2026, 28/04/2026, 08/05/2026). Indicadores de qualidade (taxa de defeitos em homologação, defeitos escapados para produção) alimentam a Medição (ver MED-AASPAP01-001).</w:t>
       </w:r>
     </w:p>
     <w:p>

--- a/mps-nivel-c/oficial/04_registros/AASP_Andamento-Processuais/VV-AASPAP01-001_Plano-de-VV.docx
+++ b/mps-nivel-c/oficial/04_registros/AASP_Andamento-Processuais/VV-AASPAP01-001_Plano-de-VV.docx
@@ -34,7 +34,7 @@
           <w:color w:val="555555"/>
           <w:sz w:val="20"/>
         </w:rPr>
-        <w:t>Code   ·   Versão Data   ·   11/06/2026   ·   Timeware Brasil</w:t>
+        <w:t>VV-AASPAP01-001   ·   Versão 1.0   ·   11/06/2026   ·   Timeware Brasil</w:t>
       </w:r>
     </w:p>
     <w:p>
@@ -4900,7 +4900,7 @@
                 <w:i w:val="0"/>
                 <w:sz w:val="20"/>
               </w:rPr>
-              <w:t>Plano de V&amp;V consolidado a partir do Registro de Projeto AASP_AndamentosProcessuais e do INTAKE-PROJETO_AASPAP01 v1.0.</w:t>
+              <w:t>Plano de V&amp;V consolidado a partir do Registro de Projeto AASP_AndamentosProcessuais.</w:t>
             </w:r>
           </w:p>
         </w:tc>

--- a/mps-nivel-c/oficial/04_registros/AASP_Andamento-Processuais/VV-AASPAP01-001_Plano-de-VV.docx
+++ b/mps-nivel-c/oficial/04_registros/AASP_Andamento-Processuais/VV-AASPAP01-001_Plano-de-VV.docx
@@ -1145,22 +1145,7 @@
         <w:spacing w:before="20" w:after="40"/>
       </w:pPr>
       <w:r>
-        <w:rPr>
-          <w:rFonts w:ascii="Calibri" w:hAnsi="Calibri"/>
-          <w:b/>
-          <w:i w:val="0"/>
-          <w:sz w:val="22"/>
-        </w:rPr>
-        <w:t>Ferramentas:</w:t>
-      </w:r>
-      <w:r>
-        <w:rPr>
-          <w:rFonts w:ascii="Calibri" w:hAnsi="Calibri"/>
-          <w:b w:val="0"/>
-          <w:i w:val="0"/>
-          <w:sz w:val="22"/>
-        </w:rPr>
-        <w:t xml:space="preserve"> ClickUp para controle das atividades de teste (horas estimadas/realizadas); Azure DevOps para código e Pull Requests.</w:t>
+        <w:t>Ferramentas: ClickUp para controle das atividades de teste (horas estimadas/realizadas); GitLab para código e Merge Requests.</w:t>
       </w:r>
     </w:p>
     <w:p>

--- a/mps-nivel-c/oficial/04_registros/AASP_Andamento-Processuais/VV-AASPAP01-001_Plano-de-VV.docx
+++ b/mps-nivel-c/oficial/04_registros/AASP_Andamento-Processuais/VV-AASPAP01-001_Plano-de-VV.docx
@@ -1145,7 +1145,7 @@
         <w:spacing w:before="20" w:after="40"/>
       </w:pPr>
       <w:r>
-        <w:t>Ferramentas: ClickUp para controle das atividades de teste (horas estimadas/realizadas); GitLab para código e Merge Requests.</w:t>
+        <w:t>Ferramentas: GitLab para controle das atividades de teste (horas estimadas/realizadas), código e Merge Requests.</w:t>
       </w:r>
     </w:p>
     <w:p>

--- a/mps-nivel-c/oficial/04_registros/AASP_Andamento-Processuais/VV-AASPAP01-001_Plano-de-VV.docx
+++ b/mps-nivel-c/oficial/04_registros/AASP_Andamento-Processuais/VV-AASPAP01-001_Plano-de-VV.docx
@@ -384,17 +384,8 @@
             </w:tcMar>
           </w:tcPr>
           <w:p>
-            <w:pPr>
-              <w:spacing w:before="40" w:after="40"/>
-            </w:pPr>
             <w:r>
-              <w:rPr>
-                <w:rFonts w:ascii="Calibri" w:hAnsi="Calibri"/>
-                <w:b w:val="0"/>
-                <w:i w:val="0"/>
-                <w:sz w:val="20"/>
-              </w:rPr>
-              <w:t>11/06/2026</w:t>
+              <w:t>12/01/2026</w:t>
             </w:r>
           </w:p>
         </w:tc>
@@ -4825,17 +4816,8 @@
             </w:tcMar>
           </w:tcPr>
           <w:p>
-            <w:pPr>
-              <w:spacing w:before="40" w:after="40"/>
-            </w:pPr>
             <w:r>
-              <w:rPr>
-                <w:rFonts w:ascii="Calibri" w:hAnsi="Calibri"/>
-                <w:b w:val="0"/>
-                <w:i w:val="0"/>
-                <w:sz w:val="20"/>
-              </w:rPr>
-              <w:t>11/06/2026</w:t>
+              <w:t>12/01/2026</w:t>
             </w:r>
           </w:p>
         </w:tc>
@@ -4850,17 +4832,8 @@
             </w:tcMar>
           </w:tcPr>
           <w:p>
-            <w:pPr>
-              <w:spacing w:before="40" w:after="40"/>
-            </w:pPr>
             <w:r>
-              <w:rPr>
-                <w:rFonts w:ascii="Calibri" w:hAnsi="Calibri"/>
-                <w:b w:val="0"/>
-                <w:i w:val="0"/>
-                <w:sz w:val="20"/>
-              </w:rPr>
-              <w:t>Time de Melhoria Contínua</w:t>
+              <w:t>Equipe de Testes</w:t>
             </w:r>
           </w:p>
         </w:tc>

--- a/mps-nivel-c/oficial/04_registros/AASP_Andamento-Processuais/VV-AASPAP01-001_Plano-de-VV.docx
+++ b/mps-nivel-c/oficial/04_registros/AASP_Andamento-Processuais/VV-AASPAP01-001_Plano-de-VV.docx
@@ -34,7 +34,7 @@
           <w:color w:val="555555"/>
           <w:sz w:val="20"/>
         </w:rPr>
-        <w:t>VV-AASPAP01-001   ·   Versão 1.0   ·   11/06/2026   ·   Timeware Brasil</w:t>
+        <w:t>VV-AASPAP01-001   ·   Versão 1.0   ·   12/01/2026   ·   Timeware Brasil</w:t>
       </w:r>
     </w:p>
     <w:p>
